--- a/data/outputs/v2/Grade11/Biology/Lesson_Plans/SS2.3_Excretion_in_Plants/Biology_Excretion_in_Plants_SummaryTable.docx
+++ b/data/outputs/v2/Grade11/Biology/Lesson_Plans/SS2.3_Excretion_in_Plants/Biology_Excretion_in_Plants_SummaryTable.docx
@@ -1348,7 +1348,7 @@
         </w:rPr>
         <w:t xml:space="preserve">© 2026 SeaVuria and ARES. This work is licensed under a </w:t>
       </w:r>
-      <w:hyperlink w:history="1" r:id="rIdlmki3h-vdm7rqgrdgfvcv">
+      <w:hyperlink w:history="1" r:id="rIdvfjx9m6narhm9jgmvftln">
         <w:r>
           <w:rPr>
             <w:rFonts w:ascii="Arial" w:cs="Arial" w:eastAsia="Arial" w:hAnsi="Arial"/>
@@ -1368,7 +1368,7 @@
         </w:rPr>
         <w:t xml:space="preserve"> (</w:t>
       </w:r>
-      <w:hyperlink w:history="1" r:id="rIdty23bksgjkv2s1oy4tfj8">
+      <w:hyperlink w:history="1" r:id="rIdhg5prglotflo-rogc_qrx">
         <w:r>
           <w:rPr>
             <w:rFonts w:ascii="Arial" w:cs="Arial" w:eastAsia="Arial" w:hAnsi="Arial"/>
@@ -1388,7 +1388,7 @@
         </w:rPr>
         <w:t xml:space="preserve">). To view a copy of this license, visit </w:t>
       </w:r>
-      <w:hyperlink w:history="1" r:id="rIdpmf1f8ccndj1vfyahm0ea">
+      <w:hyperlink w:history="1" r:id="rIdvl6v68zbswgdz1ej_hj_j">
         <w:r>
           <w:rPr>
             <w:rFonts w:ascii="Arial" w:cs="Arial" w:eastAsia="Arial" w:hAnsi="Arial"/>

--- a/data/outputs/v2/Grade11/Biology/Lesson_Plans/SS2.3_Excretion_in_Plants/Biology_Excretion_in_Plants_SummaryTable.docx
+++ b/data/outputs/v2/Grade11/Biology/Lesson_Plans/SS2.3_Excretion_in_Plants/Biology_Excretion_in_Plants_SummaryTable.docx
@@ -564,7 +564,7 @@
                 <w:sz w:val="18"/>
                 <w:szCs w:val="18"/>
               </w:rPr>
-              <w:t xml:space="preserve">Teacher note: Learners observe the anchoring phenomena, namely gum oozing from an acacia or gum arabic tree, latex from a cut euphorbia or pawpaw, guttation droplets on maize or sukuma wiki leaf edges at dawn, and fallen leaves under a tree. Use real specimens or photographs. Before showing them, give 2 minutes of WAIT TIME for learners to predict: 'Where do plants put their wastes if they have no kidneys?' Cold-call 4 learners and record the predictions on the board. Look for the misconception that plants do not produce wastes at all.</w:t>
+              <w:t xml:space="preserve">We observed gum or resin and milky latex oozing from cut Acacia and Euphorbia, droplets along the edges of grass and arrowroot leaves in the early morning, and yellow leaves falling from trees. The chart showed plants have much lower metabolic rates than animals, and the mesophyll diagrams showed CO2 and O2 being passed between respiration and photosynthesis.</w:t>
             </w:r>
           </w:p>
         </w:tc>
@@ -596,7 +596,7 @@
                 <w:sz w:val="18"/>
                 <w:szCs w:val="18"/>
               </w:rPr>
-              <w:t xml:space="preserve">Excretion is the removal of metabolic wastes from the body. Plants lack complex excretory organs such as kidneys because (1) their metabolic rate is low, so they produce small amounts of waste, (2) the gaseous wastes (oxygen from photosynthesis, carbon dioxide from respiration) are recycled or easily diffused out, and (3) they can store many wastes in dead or non-vital tissues. Teacher note: stress that excretion differs from egestion and secretion. Ask learners to link this to ugali-grade maize growing without any 'excretory system'.</w:t>
+              <w:t xml:space="preserve">Excretion is the removal of metabolic wastes from the body. Plants lack complex excretory organs like kidneys because (1) their metabolic rate is low so they make little waste, (2) they recycle CO2 and O2 between respiration and photosynthesis, and (3) they store insoluble wastes such as resin, latex and gum in tissues like bark, vacuoles and old leaves.</w:t>
             </w:r>
           </w:p>
         </w:tc>
@@ -628,7 +628,7 @@
                 <w:sz w:val="18"/>
                 <w:szCs w:val="18"/>
               </w:rPr>
-              <w:t xml:space="preserve">Teacher answer key: Plants do not need kidneys because they produce fewer toxic wastes, recycle gases between photosynthesis and respiration, and store or shed wastes safely. Learners should be able to explain that the gum, latex, droplets and fallen leaves are all evidence of waste removal or waste storage. Add the first questions to the Driving Question Board, for example 'Why is gum arabic valuable?' and start the initial model with a simple sketch of a plant showing 'wastes leave' and 'wastes stored'. Accept incomplete explanations at this stage and flag them for revision.</w:t>
+              <w:t xml:space="preserve">Claim: Plants do not need kidneys. Evidence: low metabolic rates, recycling of CO2 and O2 in mesophyll cells, and stored products like gum arabic and latex that ooze out when tissue is cut. Reasoning: little waste is made and much of it is reused or stored harmlessly, so no complex organ is needed. Still unexplained: how the remaining wastes actually leave the plant, such as the leaf-edge droplets, and why some products are valuable in Kenyan markets.</w:t>
             </w:r>
           </w:p>
         </w:tc>
@@ -713,7 +713,7 @@
                 <w:sz w:val="18"/>
                 <w:szCs w:val="18"/>
               </w:rPr>
-              <w:t xml:space="preserve">Teacher note: Learners go on a nature walk around the school compound, or use photographs, to find evidence of waste removal. They look for stomata and lenticels (use a hand lens on leaf peels and on mature stems such as those of a guava or Grevillea tree), water droplets, gum on acacia, latex from a cut pawpaw or euphorbia, and resin on a cypress or pine tree. Give each group a recording table with columns for the observation, the waste, and the route of removal. Cold-call 3 groups for evidence and use WAIT TIME of 5 seconds before they answer.</w:t>
+              <w:t xml:space="preserve">We observed hardened amber gum on Acacia and milky latex oozing from a cut Euphorbia (exudation); lenticels on stems; yellow fallen leaves and leaf scars (tissue fall); droplets at the edges of grass and arrowroot leaves, and droplets forming at leaf margins of the potted seedling under the bell jar compared with the control (guttation); water vapour droplets in the plastic bag over a branch (transpiration).</w:t>
             </w:r>
           </w:p>
         </w:tc>
@@ -745,7 +745,7 @@
                 <w:sz w:val="18"/>
                 <w:szCs w:val="18"/>
               </w:rPr>
-              <w:t xml:space="preserve">Plants eliminate gaseous and liquid wastes by diffusion through stomata and lenticels, transpiration (water vapour), exudation (gums, resins, latex) and guttation (water and dissolved wastes from hydathodes). Teacher note: distinguish guttation (liquid, at night or early morning, high humidity, through hydathodes) from transpiration (water vapour, mostly in the day, through stomata). Oxygen leaves through stomata during the day, and carbon dioxide leaves during respiration at night.</w:t>
+              <w:t xml:space="preserve">Plants eliminate gaseous and liquid wastes by diffusion through stomata and lenticels, transpiration (water vapour), exudation (gums, resins, latex), guttation (liquid droplets from hydathodes in humid conditions), and by shedding leaves, bark and fruits. Some of these products, such as gum arabic and latex, have commercial value in Kenyan markets.</w:t>
             </w:r>
           </w:p>
         </w:tc>
@@ -777,7 +777,7 @@
                 <w:sz w:val="18"/>
                 <w:szCs w:val="18"/>
               </w:rPr>
-              <w:t xml:space="preserve">Teacher answer key: Plants use diffusion for gases, transpiration for water vapour, exudation for gums, resins and latex, and guttation for liquid wastes. Learners link each observation from the walk to its route, for example the latex from a cut pawpaw to exudation and the droplets on maize leaf margins to guttation. Prompt: 'Why can plants rely on diffusion when animals need blood transport?' Because plants have low metabolic rates and large surface areas. Add new questions to the DQB such as 'What happens to wastes that cannot leave?' and revise the model by adding arrows for each route.</w:t>
+              <w:t xml:space="preserve">Plants have no kidneys, but their wastes leave through several surfaces and structures: gases and water vapour diffuse out through stomata and lenticels, while liquid wastes and dissolved substances leave by guttation or exudation. This explains the oozing sap and leaf-edge droplets seen locally. However, we cannot yet explain what happens to insoluble wastes that cannot evaporate or ooze out; this is the question for Lesson 3.</w:t>
             </w:r>
           </w:p>
         </w:tc>
@@ -862,7 +862,7 @@
                 <w:sz w:val="18"/>
                 <w:szCs w:val="18"/>
               </w:rPr>
-              <w:t xml:space="preserve">Teacher note: Learners examine old and young leaves, bark, fruit peels and flowers from local plants such as tea in Kericho, mango, avocado and sisal. Give a practical or a photographic demonstration. Learners may view calcium oxalate crystals (raphides) in a sliced Dieffenbachia, sisal or spinach-type leaf under a microscope, if available. They compare the colour and texture of old leaves with those of young leaves and notice the tannin-stained bark. Allow 3 minutes of silent observation, then ask: 'Why do old leaves fall off?'</w:t>
+              <w:t xml:space="preserve">We collected young green and old yellow/brown leaves from school trees and compared them with hand lenses. Under the light microscope we found [describe crystal shape, how many in young versus old leaves], and recorded how crystals reacted to iodine and dilute acid. We also noted resin or gum on the bark of Acacia and Euphorbia and set up the guttation experiment.</w:t>
             </w:r>
           </w:p>
         </w:tc>
@@ -894,7 +894,7 @@
                 <w:sz w:val="18"/>
                 <w:szCs w:val="18"/>
               </w:rPr>
-              <w:t xml:space="preserve">Plants deposit insoluble metabolic wastes such as calcium oxalate crystals, tannins and resins in non-vital organs (bark, old leaves, fruits and flowers) or in vacuoles. These wastes are removed when the organs are shed, for example in leaf fall, bark peeling and the dropping of fruits and petals. Teacher note: stress that this storage makes the wastes harmless and that deciduous trees in the Rift Valley shed leaves in the dry season, which also reduces water loss.</w:t>
+              <w:t xml:space="preserve">Plants deposit insoluble metabolic wastes such as calcium oxalate crystals, tannins and resins in non-vital organs (bark, old leaves, fruits and flowers). These parts are shed periodically through tissue fall. Plants therefore do not need kidneys because wastes are stored in harmless forms.</w:t>
             </w:r>
           </w:p>
         </w:tc>
@@ -926,7 +926,7 @@
                 <w:sz w:val="18"/>
                 <w:szCs w:val="18"/>
               </w:rPr>
-              <w:t xml:space="preserve">Teacher answer key: Plants lock harmful wastes in insoluble forms (crystals and tannins) in vacuoles and in dead or non-vital tissues. When the leaf, bark or fruit is shed, the wastes leave the plant, and so plants do not need excretory organs. Learners should explain why storage in dead tissues is safe: the wastes are insoluble and therefore cannot disrupt metabolism. Update the DQB with questions such as 'Which stored wastes do people use?' and add shedding and crystal storage to the cumulative model.</w:t>
+              <w:t xml:space="preserve">Claim: Plants excrete insoluble wastes by depositing them in old or non-vital tissues that are then shed. Evidence: old yellow leaves had more crystals than young leaves, and the crystals did not dissolve in ethanoic acid (or reacted in the specific way recorded). Reasoning: locking wastes away in tissue the plant no longer needs, then dropping it, removes the wastes without an excretory system, which also explains the gum and resin on cut Acacia and Euphorbia and the falling leaves.</w:t>
             </w:r>
           </w:p>
         </w:tc>
@@ -1011,7 +1011,7 @@
                 <w:sz w:val="18"/>
                 <w:szCs w:val="18"/>
               </w:rPr>
-              <w:t xml:space="preserve">Teacher note: Learners handle or view samples or pictures of products from plant wastes: latex (rubber, papain from pawpaw), tannins (tea from Kericho, wattle bark for leather tanning), alkaloids (caffeine in coffee from Nyeri, quinine, nicotine from tobacco in Migori, and the pyrethrum used in insecticides), gums and resins (gum arabic, myrrh and frankincense from northern Kenya), and essential oils (eucalyptus, lemon grass). In groups, learners sort the samples onto a chart. Use a jigsaw activity in which each group becomes expert on one product and teaches the others. Use cold-calls, with 3 learners per group.</w:t>
+              <w:t xml:space="preserve">We observed hardened gum and resin on Acacia bark, Euphorbia latex (teacher-handled), and the smell of essential oils in crushed lemongrass or eucalyptus leaves, and we researched products such as rubber, quinine, papain, tannins, caffeine and gum arabic.</w:t>
             </w:r>
           </w:p>
         </w:tc>
@@ -1043,7 +1043,7 @@
                 <w:sz w:val="18"/>
                 <w:szCs w:val="18"/>
               </w:rPr>
-              <w:t xml:space="preserve">Plant excretory products fall into types: latex, tannins, alkaloids, gums and resins, and essential oils. Each comes from particular plant parts and has particular uses. Latex is used to make rubber and papain, tannins in tanning leather, tea and dyes, alkaloids in medicines, stimulants and pesticides, gums and resins in adhesives, food and incense, and essential oils in perfumes and medicines. Teacher note: ask learners to link each product to the region where it is grown in Kenya and to its value as an income source.</w:t>
+              <w:t xml:space="preserve">We learned that plant excretory products fall into types: latex, tannins, alkaloids, gums and resins, and essential oils. Each comes from particular plants and has uses in medicine, industry and food, and many are sold in Kenyan markets, for example tea from Kericho, gum arabic from northern Kenya, and quinine for malaria.</w:t>
             </w:r>
           </w:p>
         </w:tc>
@@ -1075,7 +1075,7 @@
                 <w:sz w:val="18"/>
                 <w:szCs w:val="18"/>
               </w:rPr>
-              <w:t xml:space="preserve">Teacher answer key: These wastes are valuable because they have useful chemical properties that people can use in industry, medicine and food, and so farmers earn income from products that the plant itself treats as wastes. Learners should name at least one product per category, its source plant and its use or market value, such as coffee and tea as export earners. This answers the second part of the driving question. Add new questions to the DQB, for example 'Are all plant wastes safe to use?' and update the model with a labelled 'products and uses' section.</w:t>
+              <w:t xml:space="preserve">Plants lack kidneys, but they store or release waste chemicals in latex vessels, bark, leaves and sap. Humans use the chemical properties of these substances, so what is waste to the plant is valuable to people, which answers why Acacia and Euphorbia products are worth money and leads us to ask how communities use them and whether any are harmful.</w:t>
             </w:r>
           </w:p>
         </w:tc>
@@ -1160,7 +1160,7 @@
                 <w:sz w:val="18"/>
                 <w:szCs w:val="18"/>
               </w:rPr>
-              <w:t xml:space="preserve">Teacher note: Learners review a case study or a local interview about a community that earns income from plant wastes, such as gum and resin collectors in Turkana or Marsabit, tea pickers in Kericho, pyrethrum farmers in Nakuru or sisal growers. They also look at evidence about the risks of alkaloids, such as nicotine in tobacco, caffeine misuse, miraa (khat) and poisonous plants for livestock. In groups, learners discuss the benefits and risks and use WAIT TIME of 10 seconds before they report. Ask: 'Who benefits, and who can be harmed?'</w:t>
+              <w:t xml:space="preserve">What did we observe and record? (e.g. oozing gum from Acacia and latex from Euphorbia, guttation droplets on arrowroot and grass leaves, fallen old leaves, and the uses, prices and risks of plant products reported by community members in our interviews and portfolios)</w:t>
             </w:r>
           </w:p>
         </w:tc>
@@ -1192,7 +1192,7 @@
                 <w:sz w:val="18"/>
                 <w:szCs w:val="18"/>
               </w:rPr>
-              <w:t xml:space="preserve">Plants lack excretory organs because they produce few toxic wastes, recycle gases, and store wastes in dead tissues, and these wastes lead to valuable products that support livelihoods. Alkaloids can be harmful, as nicotine and caffeine can be addictive and some plant wastes are poisonous, so they must be used responsibly. Teacher note: connect this to values and PCIs such as health education, responsibility and economic opportunity, and encourage learners to suggest safe and sustainable harvesting such as tapping gum without killing the tree.</w:t>
+              <w:t xml:space="preserve">What did we learn? (e.g. plants lack excretory organs because they produce few toxic wastes, recycle gases, and store wastes in dead tissues; wastes leave by diffusion, transpiration, guttation, exudation and organ fall; products such as gum arabic, latex, resins, tannins, quinine, caffeine and essential oils are used for medicine, sealing, tanning and drinks and bring income; some alkaloids are harmful when abused)</w:t>
             </w:r>
           </w:p>
         </w:tc>
@@ -1224,7 +1224,7 @@
                 <w:sz w:val="18"/>
                 <w:szCs w:val="18"/>
               </w:rPr>
-              <w:t xml:space="preserve">Teacher answer key: Learners write the final explanation for the driving question. Trees and crops clear their wastes without organs by diffusion of gases through stomata and lenticels, by transpiration, exudation and guttation, and by storing insoluble wastes in non-vital tissues that are later shed. These wastes are worth money because they provide rubber, tea, coffee, medicines, gums, resins and oils, though harmful alkaloids need careful use. Check that the final model includes all the routes, the storage sites and the product uses, and that learners revise their earlier predictions from Lesson 1 and answer the questions on the DQB.</w:t>
+              <w:t xml:space="preserve">How can we explain the phenomenon in our own words? (Write a Claim-Evidence-Reasoning explanation of how trees and crops clear their wastes without kidneys and why these wastes are valuable in Kenyan markets, and state the new question: How can sustainable harvesting of useful plant excretory products be balanced with environmental conservation?)</w:t>
             </w:r>
           </w:p>
         </w:tc>
@@ -1348,7 +1348,7 @@
         </w:rPr>
         <w:t xml:space="preserve">© 2026 SeaVuria and ARES. This work is licensed under a </w:t>
       </w:r>
-      <w:hyperlink w:history="1" r:id="rIdvfjx9m6narhm9jgmvftln">
+      <w:hyperlink w:history="1" r:id="rIdhcar4-lijvpto9pluetz4">
         <w:r>
           <w:rPr>
             <w:rFonts w:ascii="Arial" w:cs="Arial" w:eastAsia="Arial" w:hAnsi="Arial"/>
@@ -1368,7 +1368,7 @@
         </w:rPr>
         <w:t xml:space="preserve"> (</w:t>
       </w:r>
-      <w:hyperlink w:history="1" r:id="rIdhg5prglotflo-rogc_qrx">
+      <w:hyperlink w:history="1" r:id="rIdhdoduwpncvgllygvyvlij">
         <w:r>
           <w:rPr>
             <w:rFonts w:ascii="Arial" w:cs="Arial" w:eastAsia="Arial" w:hAnsi="Arial"/>
@@ -1388,7 +1388,7 @@
         </w:rPr>
         <w:t xml:space="preserve">). To view a copy of this license, visit </w:t>
       </w:r>
-      <w:hyperlink w:history="1" r:id="rIdvl6v68zbswgdz1ej_hj_j">
+      <w:hyperlink w:history="1" r:id="rId44szcspaw2_l0upeg0sic">
         <w:r>
           <w:rPr>
             <w:rFonts w:ascii="Arial" w:cs="Arial" w:eastAsia="Arial" w:hAnsi="Arial"/>

--- a/data/outputs/v2/Grade11/Biology/Lesson_Plans/SS2.3_Excretion_in_Plants/Biology_Excretion_in_Plants_SummaryTable.docx
+++ b/data/outputs/v2/Grade11/Biology/Lesson_Plans/SS2.3_Excretion_in_Plants/Biology_Excretion_in_Plants_SummaryTable.docx
@@ -1348,7 +1348,7 @@
         </w:rPr>
         <w:t xml:space="preserve">© 2026 SeaVuria and ARES. This work is licensed under a </w:t>
       </w:r>
-      <w:hyperlink w:history="1" r:id="rIdhcar4-lijvpto9pluetz4">
+      <w:hyperlink w:history="1" r:id="rIdjdfb-jt7ligatyjdqu1bp">
         <w:r>
           <w:rPr>
             <w:rFonts w:ascii="Arial" w:cs="Arial" w:eastAsia="Arial" w:hAnsi="Arial"/>
@@ -1368,7 +1368,7 @@
         </w:rPr>
         <w:t xml:space="preserve"> (</w:t>
       </w:r>
-      <w:hyperlink w:history="1" r:id="rIdhdoduwpncvgllygvyvlij">
+      <w:hyperlink w:history="1" r:id="rIdt0cewe47_m2yr9c_r75or">
         <w:r>
           <w:rPr>
             <w:rFonts w:ascii="Arial" w:cs="Arial" w:eastAsia="Arial" w:hAnsi="Arial"/>
@@ -1388,7 +1388,7 @@
         </w:rPr>
         <w:t xml:space="preserve">). To view a copy of this license, visit </w:t>
       </w:r>
-      <w:hyperlink w:history="1" r:id="rId44szcspaw2_l0upeg0sic">
+      <w:hyperlink w:history="1" r:id="rIdzokidni7mid1ybnizhmyz">
         <w:r>
           <w:rPr>
             <w:rFonts w:ascii="Arial" w:cs="Arial" w:eastAsia="Arial" w:hAnsi="Arial"/>

--- a/data/outputs/v2/Grade11/Biology/Lesson_Plans/SS2.3_Excretion_in_Plants/Biology_Excretion_in_Plants_SummaryTable.docx
+++ b/data/outputs/v2/Grade11/Biology/Lesson_Plans/SS2.3_Excretion_in_Plants/Biology_Excretion_in_Plants_SummaryTable.docx
@@ -1348,7 +1348,7 @@
         </w:rPr>
         <w:t xml:space="preserve">© 2026 SeaVuria and ARES. This work is licensed under a </w:t>
       </w:r>
-      <w:hyperlink w:history="1" r:id="rIdjdfb-jt7ligatyjdqu1bp">
+      <w:hyperlink w:history="1" r:id="rId4odd0ev8v53ntv1dj2hhp">
         <w:r>
           <w:rPr>
             <w:rFonts w:ascii="Arial" w:cs="Arial" w:eastAsia="Arial" w:hAnsi="Arial"/>
@@ -1368,7 +1368,7 @@
         </w:rPr>
         <w:t xml:space="preserve"> (</w:t>
       </w:r>
-      <w:hyperlink w:history="1" r:id="rIdt0cewe47_m2yr9c_r75or">
+      <w:hyperlink w:history="1" r:id="rIdvrolyfo9epflyu14i49qs">
         <w:r>
           <w:rPr>
             <w:rFonts w:ascii="Arial" w:cs="Arial" w:eastAsia="Arial" w:hAnsi="Arial"/>
@@ -1388,7 +1388,7 @@
         </w:rPr>
         <w:t xml:space="preserve">). To view a copy of this license, visit </w:t>
       </w:r>
-      <w:hyperlink w:history="1" r:id="rIdzokidni7mid1ybnizhmyz">
+      <w:hyperlink w:history="1" r:id="rIdqchp1xdvmiztyqzngggze">
         <w:r>
           <w:rPr>
             <w:rFonts w:ascii="Arial" w:cs="Arial" w:eastAsia="Arial" w:hAnsi="Arial"/>

--- a/data/outputs/v2/Grade11/Biology/Lesson_Plans/SS2.3_Excretion_in_Plants/Biology_Excretion_in_Plants_SummaryTable.docx
+++ b/data/outputs/v2/Grade11/Biology/Lesson_Plans/SS2.3_Excretion_in_Plants/Biology_Excretion_in_Plants_SummaryTable.docx
@@ -1348,7 +1348,7 @@
         </w:rPr>
         <w:t xml:space="preserve">© 2026 SeaVuria and ARES. This work is licensed under a </w:t>
       </w:r>
-      <w:hyperlink w:history="1" r:id="rId4odd0ev8v53ntv1dj2hhp">
+      <w:hyperlink w:history="1" r:id="rId3dqvyq9-_-25_aqwjitn5">
         <w:r>
           <w:rPr>
             <w:rFonts w:ascii="Arial" w:cs="Arial" w:eastAsia="Arial" w:hAnsi="Arial"/>
@@ -1368,7 +1368,7 @@
         </w:rPr>
         <w:t xml:space="preserve"> (</w:t>
       </w:r>
-      <w:hyperlink w:history="1" r:id="rIdvrolyfo9epflyu14i49qs">
+      <w:hyperlink w:history="1" r:id="rIdlzk38wpqnirjqcpzvxomv">
         <w:r>
           <w:rPr>
             <w:rFonts w:ascii="Arial" w:cs="Arial" w:eastAsia="Arial" w:hAnsi="Arial"/>
@@ -1388,7 +1388,7 @@
         </w:rPr>
         <w:t xml:space="preserve">). To view a copy of this license, visit </w:t>
       </w:r>
-      <w:hyperlink w:history="1" r:id="rIdqchp1xdvmiztyqzngggze">
+      <w:hyperlink w:history="1" r:id="rIdg9cv66_sdbyyqc7_v_w4c">
         <w:r>
           <w:rPr>
             <w:rFonts w:ascii="Arial" w:cs="Arial" w:eastAsia="Arial" w:hAnsi="Arial"/>

--- a/data/outputs/v2/Grade11/Biology/Lesson_Plans/SS2.3_Excretion_in_Plants/Biology_Excretion_in_Plants_SummaryTable.docx
+++ b/data/outputs/v2/Grade11/Biology/Lesson_Plans/SS2.3_Excretion_in_Plants/Biology_Excretion_in_Plants_SummaryTable.docx
@@ -1348,7 +1348,7 @@
         </w:rPr>
         <w:t xml:space="preserve">© 2026 SeaVuria and ARES. This work is licensed under a </w:t>
       </w:r>
-      <w:hyperlink w:history="1" r:id="rId3dqvyq9-_-25_aqwjitn5">
+      <w:hyperlink w:history="1" r:id="rId_rxuwfgvnqiwdohlpbda5">
         <w:r>
           <w:rPr>
             <w:rFonts w:ascii="Arial" w:cs="Arial" w:eastAsia="Arial" w:hAnsi="Arial"/>
@@ -1368,7 +1368,7 @@
         </w:rPr>
         <w:t xml:space="preserve"> (</w:t>
       </w:r>
-      <w:hyperlink w:history="1" r:id="rIdlzk38wpqnirjqcpzvxomv">
+      <w:hyperlink w:history="1" r:id="rIdz_ia2fqi_8m-yprk5cku5">
         <w:r>
           <w:rPr>
             <w:rFonts w:ascii="Arial" w:cs="Arial" w:eastAsia="Arial" w:hAnsi="Arial"/>
@@ -1388,7 +1388,7 @@
         </w:rPr>
         <w:t xml:space="preserve">). To view a copy of this license, visit </w:t>
       </w:r>
-      <w:hyperlink w:history="1" r:id="rIdg9cv66_sdbyyqc7_v_w4c">
+      <w:hyperlink w:history="1" r:id="rIdpqhfp2qhlgjn-7e3bnqiq">
         <w:r>
           <w:rPr>
             <w:rFonts w:ascii="Arial" w:cs="Arial" w:eastAsia="Arial" w:hAnsi="Arial"/>

--- a/data/outputs/v2/Grade11/Biology/Lesson_Plans/SS2.3_Excretion_in_Plants/Biology_Excretion_in_Plants_SummaryTable.docx
+++ b/data/outputs/v2/Grade11/Biology/Lesson_Plans/SS2.3_Excretion_in_Plants/Biology_Excretion_in_Plants_SummaryTable.docx
@@ -862,7 +862,7 @@
                 <w:sz w:val="18"/>
                 <w:szCs w:val="18"/>
               </w:rPr>
-              <w:t xml:space="preserve">We collected young green and old yellow/brown leaves from school trees and compared them with hand lenses. Under the light microscope we found [describe crystal shape, how many in young versus old leaves], and recorded how crystals reacted to iodine and dilute acid. We also noted resin or gum on the bark of Acacia and Euphorbia and set up the guttation experiment.</w:t>
+              <w:t xml:space="preserve">We collected young green and old yellow/brown leaves from school trees and compared them with hand lenses. Under the light microscope we found [describe crystal shape, how many in young versus old leaves], and recorded how crystals reacted to iodine and dilute acid. We also noted resin or gum on the bark of Acacia and Euphorbia and checked the guttation experiment set up in Lesson 2.</w:t>
             </w:r>
           </w:p>
         </w:tc>
@@ -1192,7 +1192,7 @@
                 <w:sz w:val="18"/>
                 <w:szCs w:val="18"/>
               </w:rPr>
-              <w:t xml:space="preserve">What did we learn? (e.g. plants lack excretory organs because they produce few toxic wastes, recycle gases, and store wastes in dead tissues; wastes leave by diffusion, transpiration, guttation, exudation and organ fall; products such as gum arabic, latex, resins, tannins, quinine, caffeine and essential oils are used for medicine, sealing, tanning and drinks and bring income; some alkaloids are harmful when abused)</w:t>
+              <w:t xml:space="preserve">What did we learn? (e.g. plants lack excretory organs because they produce few toxic wastes, recycle gases, and store wastes in non-vital tissues; wastes leave by diffusion, transpiration, guttation, exudation and organ fall; products such as gum arabic, latex, resins, tannins, quinine, caffeine and essential oils are used for medicine, sealing, tanning and drinks and bring income; some alkaloids are harmful when abused)</w:t>
             </w:r>
           </w:p>
         </w:tc>
@@ -1348,7 +1348,7 @@
         </w:rPr>
         <w:t xml:space="preserve">© 2026 SeaVuria and ARES. This work is licensed under a </w:t>
       </w:r>
-      <w:hyperlink w:history="1" r:id="rId_rxuwfgvnqiwdohlpbda5">
+      <w:hyperlink w:history="1" r:id="rIdxm5qtrrszfhrzssubyw8a">
         <w:r>
           <w:rPr>
             <w:rFonts w:ascii="Arial" w:cs="Arial" w:eastAsia="Arial" w:hAnsi="Arial"/>
@@ -1368,7 +1368,7 @@
         </w:rPr>
         <w:t xml:space="preserve"> (</w:t>
       </w:r>
-      <w:hyperlink w:history="1" r:id="rIdz_ia2fqi_8m-yprk5cku5">
+      <w:hyperlink w:history="1" r:id="rIdpumaudj1jhjyz3hjhlpn_">
         <w:r>
           <w:rPr>
             <w:rFonts w:ascii="Arial" w:cs="Arial" w:eastAsia="Arial" w:hAnsi="Arial"/>
@@ -1388,7 +1388,7 @@
         </w:rPr>
         <w:t xml:space="preserve">). To view a copy of this license, visit </w:t>
       </w:r>
-      <w:hyperlink w:history="1" r:id="rIdpqhfp2qhlgjn-7e3bnqiq">
+      <w:hyperlink w:history="1" r:id="rIdrnrqqkrrkr7wml_kq81uq">
         <w:r>
           <w:rPr>
             <w:rFonts w:ascii="Arial" w:cs="Arial" w:eastAsia="Arial" w:hAnsi="Arial"/>

--- a/data/outputs/v2/Grade11/Biology/Lesson_Plans/SS2.3_Excretion_in_Plants/Biology_Excretion_in_Plants_SummaryTable.docx
+++ b/data/outputs/v2/Grade11/Biology/Lesson_Plans/SS2.3_Excretion_in_Plants/Biology_Excretion_in_Plants_SummaryTable.docx
@@ -4,6 +4,7 @@
   <w:body>
     <w:p>
       <w:pPr>
+        <w:keepNext w:val="false"/>
         <w:spacing w:after="30" w:before="0"/>
         <w:jc w:val="center"/>
       </w:pPr>
@@ -23,6 +24,7 @@
     </w:p>
     <w:p>
       <w:pPr>
+        <w:keepNext w:val="false"/>
         <w:spacing w:after="60" w:before="0"/>
         <w:jc w:val="center"/>
       </w:pPr>
@@ -81,6 +83,7 @@
           </w:tcPr>
           <w:p>
             <w:pPr>
+              <w:keepNext w:val="false"/>
               <w:spacing w:after="40" w:before="0"/>
               <w:jc w:val="center"/>
             </w:pPr>
@@ -115,6 +118,7 @@
           </w:tcPr>
           <w:p>
             <w:pPr>
+              <w:keepNext w:val="false"/>
               <w:spacing w:after="40" w:before="0"/>
               <w:jc w:val="left"/>
             </w:pPr>
@@ -147,6 +151,7 @@
           </w:tcPr>
           <w:p>
             <w:pPr>
+              <w:keepNext w:val="false"/>
               <w:spacing w:after="40" w:before="0"/>
               <w:jc w:val="left"/>
             </w:pPr>
@@ -181,6 +186,7 @@
           </w:tcPr>
           <w:p>
             <w:pPr>
+              <w:keepNext w:val="false"/>
               <w:spacing w:after="40" w:before="0"/>
               <w:jc w:val="left"/>
             </w:pPr>
@@ -213,6 +219,7 @@
           </w:tcPr>
           <w:p>
             <w:pPr>
+              <w:keepNext w:val="false"/>
               <w:spacing w:after="40" w:before="0"/>
               <w:jc w:val="left"/>
             </w:pPr>
@@ -273,6 +280,7 @@
           </w:tcPr>
           <w:p>
             <w:pPr>
+              <w:keepNext w:val="false"/>
               <w:spacing w:after="40" w:before="0"/>
               <w:jc w:val="center"/>
             </w:pPr>
@@ -307,6 +315,7 @@
           </w:tcPr>
           <w:p>
             <w:pPr>
+              <w:keepNext w:val="false"/>
               <w:spacing w:after="40" w:before="0"/>
               <w:jc w:val="left"/>
             </w:pPr>
@@ -369,6 +378,7 @@
           </w:tcPr>
           <w:p>
             <w:pPr>
+              <w:keepNext w:val="false"/>
               <w:spacing w:after="40" w:before="0"/>
               <w:jc w:val="left"/>
             </w:pPr>
@@ -401,6 +411,7 @@
           </w:tcPr>
           <w:p>
             <w:pPr>
+              <w:keepNext w:val="false"/>
               <w:spacing w:after="40" w:before="0"/>
               <w:jc w:val="left"/>
             </w:pPr>
@@ -433,6 +444,7 @@
           </w:tcPr>
           <w:p>
             <w:pPr>
+              <w:keepNext w:val="false"/>
               <w:spacing w:after="40" w:before="0"/>
               <w:jc w:val="left"/>
             </w:pPr>
@@ -465,6 +477,7 @@
           </w:tcPr>
           <w:p>
             <w:pPr>
+              <w:keepNext w:val="false"/>
               <w:spacing w:after="40" w:before="0"/>
               <w:jc w:val="left"/>
             </w:pPr>
@@ -499,6 +512,7 @@
           </w:tcPr>
           <w:p>
             <w:pPr>
+              <w:keepNext w:val="false"/>
               <w:spacing w:after="40" w:before="0"/>
               <w:jc w:val="left"/>
             </w:pPr>
@@ -518,6 +532,7 @@
           </w:p>
           <w:p>
             <w:pPr>
+              <w:keepNext w:val="false"/>
               <w:spacing w:after="40" w:before="0"/>
               <w:jc w:val="left"/>
             </w:pPr>
@@ -550,6 +565,7 @@
           </w:tcPr>
           <w:p>
             <w:pPr>
+              <w:keepNext w:val="false"/>
               <w:spacing w:after="40" w:before="0"/>
               <w:jc w:val="left"/>
             </w:pPr>
@@ -582,6 +598,7 @@
           </w:tcPr>
           <w:p>
             <w:pPr>
+              <w:keepNext w:val="false"/>
               <w:spacing w:after="40" w:before="0"/>
               <w:jc w:val="left"/>
             </w:pPr>
@@ -614,6 +631,7 @@
           </w:tcPr>
           <w:p>
             <w:pPr>
+              <w:keepNext w:val="false"/>
               <w:spacing w:after="40" w:before="0"/>
               <w:jc w:val="left"/>
             </w:pPr>
@@ -648,6 +666,7 @@
           </w:tcPr>
           <w:p>
             <w:pPr>
+              <w:keepNext w:val="false"/>
               <w:spacing w:after="40" w:before="0"/>
               <w:jc w:val="left"/>
             </w:pPr>
@@ -667,6 +686,7 @@
           </w:p>
           <w:p>
             <w:pPr>
+              <w:keepNext w:val="false"/>
               <w:spacing w:after="40" w:before="0"/>
               <w:jc w:val="left"/>
             </w:pPr>
@@ -699,6 +719,7 @@
           </w:tcPr>
           <w:p>
             <w:pPr>
+              <w:keepNext w:val="false"/>
               <w:spacing w:after="40" w:before="0"/>
               <w:jc w:val="left"/>
             </w:pPr>
@@ -731,6 +752,7 @@
           </w:tcPr>
           <w:p>
             <w:pPr>
+              <w:keepNext w:val="false"/>
               <w:spacing w:after="40" w:before="0"/>
               <w:jc w:val="left"/>
             </w:pPr>
@@ -763,6 +785,7 @@
           </w:tcPr>
           <w:p>
             <w:pPr>
+              <w:keepNext w:val="false"/>
               <w:spacing w:after="40" w:before="0"/>
               <w:jc w:val="left"/>
             </w:pPr>
@@ -797,6 +820,7 @@
           </w:tcPr>
           <w:p>
             <w:pPr>
+              <w:keepNext w:val="false"/>
               <w:spacing w:after="40" w:before="0"/>
               <w:jc w:val="left"/>
             </w:pPr>
@@ -816,6 +840,7 @@
           </w:p>
           <w:p>
             <w:pPr>
+              <w:keepNext w:val="false"/>
               <w:spacing w:after="40" w:before="0"/>
               <w:jc w:val="left"/>
             </w:pPr>
@@ -848,6 +873,7 @@
           </w:tcPr>
           <w:p>
             <w:pPr>
+              <w:keepNext w:val="false"/>
               <w:spacing w:after="40" w:before="0"/>
               <w:jc w:val="left"/>
             </w:pPr>
@@ -880,6 +906,7 @@
           </w:tcPr>
           <w:p>
             <w:pPr>
+              <w:keepNext w:val="false"/>
               <w:spacing w:after="40" w:before="0"/>
               <w:jc w:val="left"/>
             </w:pPr>
@@ -912,6 +939,7 @@
           </w:tcPr>
           <w:p>
             <w:pPr>
+              <w:keepNext w:val="false"/>
               <w:spacing w:after="40" w:before="0"/>
               <w:jc w:val="left"/>
             </w:pPr>
@@ -946,6 +974,7 @@
           </w:tcPr>
           <w:p>
             <w:pPr>
+              <w:keepNext w:val="false"/>
               <w:spacing w:after="40" w:before="0"/>
               <w:jc w:val="left"/>
             </w:pPr>
@@ -965,6 +994,7 @@
           </w:p>
           <w:p>
             <w:pPr>
+              <w:keepNext w:val="false"/>
               <w:spacing w:after="40" w:before="0"/>
               <w:jc w:val="left"/>
             </w:pPr>
@@ -997,6 +1027,7 @@
           </w:tcPr>
           <w:p>
             <w:pPr>
+              <w:keepNext w:val="false"/>
               <w:spacing w:after="40" w:before="0"/>
               <w:jc w:val="left"/>
             </w:pPr>
@@ -1029,6 +1060,7 @@
           </w:tcPr>
           <w:p>
             <w:pPr>
+              <w:keepNext w:val="false"/>
               <w:spacing w:after="40" w:before="0"/>
               <w:jc w:val="left"/>
             </w:pPr>
@@ -1061,6 +1093,7 @@
           </w:tcPr>
           <w:p>
             <w:pPr>
+              <w:keepNext w:val="false"/>
               <w:spacing w:after="40" w:before="0"/>
               <w:jc w:val="left"/>
             </w:pPr>
@@ -1095,6 +1128,7 @@
           </w:tcPr>
           <w:p>
             <w:pPr>
+              <w:keepNext w:val="false"/>
               <w:spacing w:after="40" w:before="0"/>
               <w:jc w:val="left"/>
             </w:pPr>
@@ -1114,6 +1148,7 @@
           </w:p>
           <w:p>
             <w:pPr>
+              <w:keepNext w:val="false"/>
               <w:spacing w:after="40" w:before="0"/>
               <w:jc w:val="left"/>
             </w:pPr>
@@ -1146,6 +1181,7 @@
           </w:tcPr>
           <w:p>
             <w:pPr>
+              <w:keepNext w:val="false"/>
               <w:spacing w:after="40" w:before="0"/>
               <w:jc w:val="left"/>
             </w:pPr>
@@ -1178,6 +1214,7 @@
           </w:tcPr>
           <w:p>
             <w:pPr>
+              <w:keepNext w:val="false"/>
               <w:spacing w:after="40" w:before="0"/>
               <w:jc w:val="left"/>
             </w:pPr>
@@ -1210,6 +1247,7 @@
           </w:tcPr>
           <w:p>
             <w:pPr>
+              <w:keepNext w:val="false"/>
               <w:spacing w:after="40" w:before="0"/>
               <w:jc w:val="left"/>
             </w:pPr>
@@ -1348,7 +1386,7 @@
         </w:rPr>
         <w:t xml:space="preserve">© 2026 SeaVuria and ARES. This work is licensed under a </w:t>
       </w:r>
-      <w:hyperlink w:history="1" r:id="rIdxm5qtrrszfhrzssubyw8a">
+      <w:hyperlink w:history="1" r:id="rId0ovsgbjjz7xkruq_0maet">
         <w:r>
           <w:rPr>
             <w:rFonts w:ascii="Arial" w:cs="Arial" w:eastAsia="Arial" w:hAnsi="Arial"/>
@@ -1368,7 +1406,7 @@
         </w:rPr>
         <w:t xml:space="preserve"> (</w:t>
       </w:r>
-      <w:hyperlink w:history="1" r:id="rIdpumaudj1jhjyz3hjhlpn_">
+      <w:hyperlink w:history="1" r:id="rIdonkyaajgbwpqyggy9gy5q">
         <w:r>
           <w:rPr>
             <w:rFonts w:ascii="Arial" w:cs="Arial" w:eastAsia="Arial" w:hAnsi="Arial"/>
@@ -1388,7 +1426,7 @@
         </w:rPr>
         <w:t xml:space="preserve">). To view a copy of this license, visit </w:t>
       </w:r>
-      <w:hyperlink w:history="1" r:id="rIdrnrqqkrrkr7wml_kq81uq">
+      <w:hyperlink w:history="1" r:id="rIdlf3qn5bb6v-hlewrxwfnc">
         <w:r>
           <w:rPr>
             <w:rFonts w:ascii="Arial" w:cs="Arial" w:eastAsia="Arial" w:hAnsi="Arial"/>

--- a/data/outputs/v2/Grade11/Biology/Lesson_Plans/SS2.3_Excretion_in_Plants/Biology_Excretion_in_Plants_SummaryTable.docx
+++ b/data/outputs/v2/Grade11/Biology/Lesson_Plans/SS2.3_Excretion_in_Plants/Biology_Excretion_in_Plants_SummaryTable.docx
@@ -1386,7 +1386,7 @@
         </w:rPr>
         <w:t xml:space="preserve">© 2026 SeaVuria and ARES. This work is licensed under a </w:t>
       </w:r>
-      <w:hyperlink w:history="1" r:id="rId0ovsgbjjz7xkruq_0maet">
+      <w:hyperlink w:history="1" r:id="rIdlrtbapfit8c9ofzi1o6tw">
         <w:r>
           <w:rPr>
             <w:rFonts w:ascii="Arial" w:cs="Arial" w:eastAsia="Arial" w:hAnsi="Arial"/>
@@ -1406,7 +1406,7 @@
         </w:rPr>
         <w:t xml:space="preserve"> (</w:t>
       </w:r>
-      <w:hyperlink w:history="1" r:id="rIdonkyaajgbwpqyggy9gy5q">
+      <w:hyperlink w:history="1" r:id="rIdpkye8ekhfytxkms56qsfj">
         <w:r>
           <w:rPr>
             <w:rFonts w:ascii="Arial" w:cs="Arial" w:eastAsia="Arial" w:hAnsi="Arial"/>
@@ -1426,7 +1426,7 @@
         </w:rPr>
         <w:t xml:space="preserve">). To view a copy of this license, visit </w:t>
       </w:r>
-      <w:hyperlink w:history="1" r:id="rIdlf3qn5bb6v-hlewrxwfnc">
+      <w:hyperlink w:history="1" r:id="rIdasohm07kmgqmn8vojokri">
         <w:r>
           <w:rPr>
             <w:rFonts w:ascii="Arial" w:cs="Arial" w:eastAsia="Arial" w:hAnsi="Arial"/>
